--- a/zht/docx/067.content.docx
+++ b/zht/docx/067.content.docx
@@ -355,18 +355,12 @@
           <w:lang w:val="zh_TW" w:bidi="zh_TW"/>
         </w:rPr>
       </w:r>
-      <w:hyperlink r:id="rId13">
-        <w:r>
-          <w:rPr>
-            <w:lang w:val="zh_TW" w:bidi="zh_TW"/>
-          </w:rPr>
-          <w:rPr>
-            <w:color w:val="0000EE"/>
-            <w:u w:val="single"/>
-          </w:rPr>
-          <w:t>加拉太書4:1–2</w:t>
-        </w:r>
-      </w:hyperlink>
+      <w:r>
+        <w:rPr>
+          <w:lang w:val="zh_TW" w:bidi="zh_TW"/>
+        </w:rPr>
+        <w:t>加拉太書4:1–2</w:t>
+      </w:r>
     </w:p>
     <w:p>
       <w:pPr>
@@ -379,18 +373,12 @@
           <w:lang w:val="zh_TW" w:bidi="zh_TW"/>
         </w:rPr>
       </w:r>
-      <w:hyperlink r:id="rId14">
-        <w:r>
-          <w:rPr>
-            <w:lang w:val="zh_TW" w:bidi="zh_TW"/>
-          </w:rPr>
-          <w:rPr>
-            <w:color w:val="0000EE"/>
-            <w:u w:val="single"/>
-          </w:rPr>
-          <w:t>加拉太書4:7</w:t>
-        </w:r>
-      </w:hyperlink>
+      <w:r>
+        <w:rPr>
+          <w:lang w:val="zh_TW" w:bidi="zh_TW"/>
+        </w:rPr>
+        <w:t>加拉太書4:7</w:t>
+      </w:r>
     </w:p>
     <w:p>
       <w:pPr>
@@ -403,18 +391,12 @@
           <w:lang w:val="zh_TW" w:bidi="zh_TW"/>
         </w:rPr>
       </w:r>
-      <w:hyperlink r:id="rId15">
-        <w:r>
-          <w:rPr>
-            <w:lang w:val="zh_TW" w:bidi="zh_TW"/>
-          </w:rPr>
-          <w:rPr>
-            <w:color w:val="0000EE"/>
-            <w:u w:val="single"/>
-          </w:rPr>
-          <w:t>創世記15:1</w:t>
-        </w:r>
-      </w:hyperlink>
+      <w:r>
+        <w:rPr>
+          <w:lang w:val="zh_TW" w:bidi="zh_TW"/>
+        </w:rPr>
+        <w:t>創世記15:1</w:t>
+      </w:r>
     </w:p>
     <w:p>
       <w:pPr>
@@ -427,18 +409,12 @@
           <w:lang w:val="zh_TW" w:bidi="zh_TW"/>
         </w:rPr>
       </w:r>
-      <w:hyperlink r:id="rId16">
-        <w:r>
-          <w:rPr>
-            <w:lang w:val="zh_TW" w:bidi="zh_TW"/>
-          </w:rPr>
-          <w:rPr>
-            <w:color w:val="0000EE"/>
-            <w:u w:val="single"/>
-          </w:rPr>
-          <w:t>創世記21:10–11</w:t>
-        </w:r>
-      </w:hyperlink>
+      <w:r>
+        <w:rPr>
+          <w:lang w:val="zh_TW" w:bidi="zh_TW"/>
+        </w:rPr>
+        <w:t>創世記21:10–11</w:t>
+      </w:r>
     </w:p>
     <w:p>
       <w:pPr>
@@ -451,18 +427,12 @@
           <w:lang w:val="zh_TW" w:bidi="zh_TW"/>
         </w:rPr>
       </w:r>
-      <w:hyperlink r:id="rId17">
-        <w:r>
-          <w:rPr>
-            <w:lang w:val="zh_TW" w:bidi="zh_TW"/>
-          </w:rPr>
-          <w:rPr>
-            <w:color w:val="0000EE"/>
-            <w:u w:val="single"/>
-          </w:rPr>
-          <w:t>路加福音20:14</w:t>
-        </w:r>
-      </w:hyperlink>
+      <w:r>
+        <w:rPr>
+          <w:lang w:val="zh_TW" w:bidi="zh_TW"/>
+        </w:rPr>
+        <w:t>路加福音20:14</w:t>
+      </w:r>
     </w:p>
     <w:p>
       <w:pPr>
@@ -475,18 +445,12 @@
           <w:lang w:val="zh_TW" w:bidi="zh_TW"/>
         </w:rPr>
       </w:r>
-      <w:hyperlink r:id="rId18">
-        <w:r>
-          <w:rPr>
-            <w:lang w:val="zh_TW" w:bidi="zh_TW"/>
-          </w:rPr>
-          <w:rPr>
-            <w:color w:val="0000EE"/>
-            <w:u w:val="single"/>
-          </w:rPr>
-          <w:t>馬可福音12:7</w:t>
-        </w:r>
-      </w:hyperlink>
+      <w:r>
+        <w:rPr>
+          <w:lang w:val="zh_TW" w:bidi="zh_TW"/>
+        </w:rPr>
+        <w:t>馬可福音12:7</w:t>
+      </w:r>
     </w:p>
     <w:p>
       <w:pPr>
@@ -499,18 +463,12 @@
           <w:lang w:val="zh_TW" w:bidi="zh_TW"/>
         </w:rPr>
       </w:r>
-      <w:hyperlink r:id="rId19">
-        <w:r>
-          <w:rPr>
-            <w:lang w:val="zh_TW" w:bidi="zh_TW"/>
-          </w:rPr>
-          <w:rPr>
-            <w:color w:val="0000EE"/>
-            <w:u w:val="single"/>
-          </w:rPr>
-          <w:t>馬太福音21:38–39</w:t>
-        </w:r>
-      </w:hyperlink>
+      <w:r>
+        <w:rPr>
+          <w:lang w:val="zh_TW" w:bidi="zh_TW"/>
+        </w:rPr>
+        <w:t>馬太福音21:38–39</w:t>
+      </w:r>
     </w:p>
     <w:p>
       <w:pPr>
@@ -750,18 +708,12 @@
           <w:lang w:val="zh_TW" w:bidi="zh_TW"/>
         </w:rPr>
       </w:r>
-      <w:hyperlink r:id="rId20">
-        <w:r>
-          <w:rPr>
-            <w:lang w:val="zh_TW" w:bidi="zh_TW"/>
-          </w:rPr>
-          <w:rPr>
-            <w:color w:val="0000EE"/>
-            <w:u w:val="single"/>
-          </w:rPr>
-          <w:t>列王紀上9:4–5</w:t>
-        </w:r>
-      </w:hyperlink>
+      <w:r>
+        <w:rPr>
+          <w:lang w:val="zh_TW" w:bidi="zh_TW"/>
+        </w:rPr>
+        <w:t>列王紀上9:4–5</w:t>
+      </w:r>
     </w:p>
     <w:p>
       <w:pPr>
@@ -774,18 +726,12 @@
           <w:lang w:val="zh_TW" w:bidi="zh_TW"/>
         </w:rPr>
       </w:r>
-      <w:hyperlink r:id="rId21">
-        <w:r>
-          <w:rPr>
-            <w:lang w:val="zh_TW" w:bidi="zh_TW"/>
-          </w:rPr>
-          <w:rPr>
-            <w:color w:val="0000EE"/>
-            <w:u w:val="single"/>
-          </w:rPr>
-          <w:t>使徒行傳13:23</w:t>
-        </w:r>
-      </w:hyperlink>
+      <w:r>
+        <w:rPr>
+          <w:lang w:val="zh_TW" w:bidi="zh_TW"/>
+        </w:rPr>
+        <w:t>使徒行傳13:23</w:t>
+      </w:r>
     </w:p>
     <w:p>
       <w:pPr>
@@ -798,18 +744,12 @@
           <w:lang w:val="zh_TW" w:bidi="zh_TW"/>
         </w:rPr>
       </w:r>
-      <w:hyperlink r:id="rId22">
-        <w:r>
-          <w:rPr>
-            <w:lang w:val="zh_TW" w:bidi="zh_TW"/>
-          </w:rPr>
-          <w:rPr>
-            <w:color w:val="0000EE"/>
-            <w:u w:val="single"/>
-          </w:rPr>
-          <w:t>申命記2:20–22</w:t>
-        </w:r>
-      </w:hyperlink>
+      <w:r>
+        <w:rPr>
+          <w:lang w:val="zh_TW" w:bidi="zh_TW"/>
+        </w:rPr>
+        <w:t>申命記2:20–22</w:t>
+      </w:r>
     </w:p>
     <w:p>
       <w:pPr>
@@ -822,18 +762,12 @@
           <w:lang w:val="zh_TW" w:bidi="zh_TW"/>
         </w:rPr>
       </w:r>
-      <w:hyperlink r:id="rId23">
-        <w:r>
-          <w:rPr>
-            <w:lang w:val="zh_TW" w:bidi="zh_TW"/>
-          </w:rPr>
-          <w:rPr>
-            <w:color w:val="0000EE"/>
-            <w:u w:val="single"/>
-          </w:rPr>
-          <w:t>創世記10:1</w:t>
-        </w:r>
-      </w:hyperlink>
+      <w:r>
+        <w:rPr>
+          <w:lang w:val="zh_TW" w:bidi="zh_TW"/>
+        </w:rPr>
+        <w:t>創世記10:1</w:t>
+      </w:r>
     </w:p>
     <w:p>
       <w:pPr>
@@ -846,18 +780,12 @@
           <w:lang w:val="zh_TW" w:bidi="zh_TW"/>
         </w:rPr>
       </w:r>
-      <w:hyperlink r:id="rId24">
-        <w:r>
-          <w:rPr>
-            <w:lang w:val="zh_TW" w:bidi="zh_TW"/>
-          </w:rPr>
-          <w:rPr>
-            <w:color w:val="0000EE"/>
-            <w:u w:val="single"/>
-          </w:rPr>
-          <w:t>創世記28:12–13</w:t>
-        </w:r>
-      </w:hyperlink>
+      <w:r>
+        <w:rPr>
+          <w:lang w:val="zh_TW" w:bidi="zh_TW"/>
+        </w:rPr>
+        <w:t>創世記28:12–13</w:t>
+      </w:r>
     </w:p>
     <w:p>
       <w:pPr>

--- a/zht/docx/067.content.docx
+++ b/zht/docx/067.content.docx
@@ -635,19 +635,7 @@
         <w:rPr>
           <w:lang w:val="zh_TW" w:bidi="zh_TW"/>
         </w:rPr>
-        <w:t>，</w:t>
-      </w:r>
-      <w:r>
-        <w:rPr>
-          <w:lang w:val="zh_TW" w:bidi="zh_TW"/>
-        </w:rPr>
-        <w:t>祖先</w:t>
-      </w:r>
-      <w:r>
-        <w:rPr>
-          <w:lang w:val="zh_TW" w:bidi="zh_TW"/>
-        </w:rPr>
-        <w:t>，</w:t>
+        <w:t>，祖先，</w:t>
       </w:r>
       <w:r>
         <w:rPr>
